--- a/templates/договор.docx
+++ b/templates/договор.docx
@@ -4482,7 +4482,7 @@
               <w:t>(</w:t>
             </w:r>
             <w:r>
-              <w:t>bunk_option</w:t>
+              <w:t/>
             </w:r>
             <w:r>
               <w:t>)</w:t>

--- a/templates/договор.docx
+++ b/templates/договор.docx
@@ -145,6 +145,7 @@
         </w:rPr>
         <w:t>{</w:t>
       </w:r>
+      <w:proofErr w:type="gramStart"/>
       <w:r>
         <w:rPr>
           <w:b/>
@@ -156,7 +157,15 @@
           <w:b/>
           <w:lang w:val="ru-RU"/>
         </w:rPr>
-        <w:t>()}</w:t>
+        <w:t>(</w:t>
+      </w:r>
+      <w:proofErr w:type="gramEnd"/>
+      <w:r>
+        <w:rPr>
+          <w:b/>
+          <w:lang w:val="ru-RU"/>
+        </w:rPr>
+        <w:t>)}</w:t>
       </w:r>
       <w:r>
         <w:rPr>
@@ -298,12 +307,21 @@
         </w:rPr>
         <w:t xml:space="preserve">», в лице директора </w:t>
       </w:r>
-      <w:r>
-        <w:rPr>
-          <w:b/>
-          <w:lang w:val="ru-RU"/>
-        </w:rPr>
-        <w:t>Сайдакбаров К.</w:t>
+      <w:proofErr w:type="spellStart"/>
+      <w:r>
+        <w:rPr>
+          <w:b/>
+          <w:lang w:val="ru-RU"/>
+        </w:rPr>
+        <w:t>Сайдакбаров</w:t>
+      </w:r>
+      <w:proofErr w:type="spellEnd"/>
+      <w:r>
+        <w:rPr>
+          <w:b/>
+          <w:lang w:val="ru-RU"/>
+        </w:rPr>
+        <w:t xml:space="preserve"> К.</w:t>
       </w:r>
       <w:r>
         <w:rPr>
@@ -897,7 +915,21 @@
         <w:rPr>
           <w:lang w:val="ru-RU"/>
         </w:rPr>
-        <w:t>– плата за простой подвижного состава на железнодорожной  станции под погрузочно</w:t>
+        <w:t xml:space="preserve">– плата за простой подвижного состава на </w:t>
+      </w:r>
+      <w:proofErr w:type="gramStart"/>
+      <w:r>
+        <w:rPr>
+          <w:lang w:val="ru-RU"/>
+        </w:rPr>
+        <w:t>железнодорожной  станции</w:t>
+      </w:r>
+      <w:proofErr w:type="gramEnd"/>
+      <w:r>
+        <w:rPr>
+          <w:lang w:val="ru-RU"/>
+        </w:rPr>
+        <w:t xml:space="preserve"> под погрузочно</w:t>
       </w:r>
       <w:r>
         <w:rPr>
@@ -1113,7 +1145,21 @@
         <w:rPr>
           <w:lang w:val="ru-RU"/>
         </w:rPr>
-        <w:t xml:space="preserve">2.2. Валютой платежа и валютой Договора является узбекский сум. Все банковские расходы, связанные с осуществлением платежей, производятся за счет плательщика. Стороны согласовали, что сумма по договору может составить 1 000 000,00 (один миллион) Долл.США.    </w:t>
+        <w:t xml:space="preserve">2.2. Валютой платежа и валютой Договора является узбекский сум. Все банковские расходы, связанные с осуществлением платежей, производятся за счет плательщика. Стороны согласовали, что сумма по договору может составить 1 000 000,00 (один миллион) </w:t>
+      </w:r>
+      <w:proofErr w:type="spellStart"/>
+      <w:r>
+        <w:rPr>
+          <w:lang w:val="ru-RU"/>
+        </w:rPr>
+        <w:t>Долл.США</w:t>
+      </w:r>
+      <w:proofErr w:type="spellEnd"/>
+      <w:r>
+        <w:rPr>
+          <w:lang w:val="ru-RU"/>
+        </w:rPr>
+        <w:t xml:space="preserve">.    </w:t>
       </w:r>
     </w:p>
     <w:p>
@@ -1193,7 +1239,21 @@
         <w:rPr>
           <w:lang w:val="ru-RU"/>
         </w:rPr>
-        <w:t xml:space="preserve"> производит возврат денежных средств Клиенту, в течение 15 (пятнадцати) рабочих дней, с даты получения Экспедитором письменного требования о возврате денежных средств. Основанием для возврата является наличие  двусторонне подписанного Акта сверки, составленного на дату письменного обращения. Акт сверки направляется заинтересованной Стороной Договора по электронной почте/факсимильной связи и должен быть подписан в течении 5 (пяти) рабочих дней с момента отправки. При не подписании в вышеуказанный срок одной из Сторон, Акт сверки считается подписанным и имеет юридическую силу оригинала, до момента обмена Сторонами оригиналами, при этом Акт сверки может быть составлен только на первое число текущего месяца.   </w:t>
+        <w:t xml:space="preserve"> производит возврат денежных средств Клиенту, в течение 15 (пятнадцати) рабочих дней, с даты получения Экспедитором письменного требования о возврате денежных средств. Основанием для возврата является </w:t>
+      </w:r>
+      <w:proofErr w:type="gramStart"/>
+      <w:r>
+        <w:rPr>
+          <w:lang w:val="ru-RU"/>
+        </w:rPr>
+        <w:t>наличие  двусторонне</w:t>
+      </w:r>
+      <w:proofErr w:type="gramEnd"/>
+      <w:r>
+        <w:rPr>
+          <w:lang w:val="ru-RU"/>
+        </w:rPr>
+        <w:t xml:space="preserve"> подписанного Акта сверки, составленного на дату письменного обращения. Акт сверки направляется заинтересованной Стороной Договора по электронной почте/факсимильной связи и должен быть подписан в течении 5 (пяти) рабочих дней с момента отправки. При не подписании в вышеуказанный срок одной из Сторон, Акт сверки считается подписанным и имеет юридическую силу оригинала, до момента обмена Сторонами оригиналами, при этом Акт сверки может быть составлен только на первое число текущего месяца.   </w:t>
       </w:r>
     </w:p>
     <w:p>
@@ -1421,7 +1481,49 @@
         <w:rPr>
           <w:b/>
         </w:rPr>
-        <w:t xml:space="preserve">        3.1. Клиент имеет право: </w:t>
+        <w:t xml:space="preserve">        3.1. </w:t>
+      </w:r>
+      <w:proofErr w:type="spellStart"/>
+      <w:r>
+        <w:rPr>
+          <w:b/>
+        </w:rPr>
+        <w:t>Клиент</w:t>
+      </w:r>
+      <w:proofErr w:type="spellEnd"/>
+      <w:r>
+        <w:rPr>
+          <w:b/>
+        </w:rPr>
+        <w:t xml:space="preserve"> </w:t>
+      </w:r>
+      <w:proofErr w:type="spellStart"/>
+      <w:r>
+        <w:rPr>
+          <w:b/>
+        </w:rPr>
+        <w:t>имеет</w:t>
+      </w:r>
+      <w:proofErr w:type="spellEnd"/>
+      <w:r>
+        <w:rPr>
+          <w:b/>
+        </w:rPr>
+        <w:t xml:space="preserve"> </w:t>
+      </w:r>
+      <w:proofErr w:type="spellStart"/>
+      <w:r>
+        <w:rPr>
+          <w:b/>
+        </w:rPr>
+        <w:t>право</w:t>
+      </w:r>
+      <w:proofErr w:type="spellEnd"/>
+      <w:r>
+        <w:rPr>
+          <w:b/>
+        </w:rPr>
+        <w:t xml:space="preserve">: </w:t>
       </w:r>
       <w:r>
         <w:t xml:space="preserve">  </w:t>
@@ -1494,7 +1596,21 @@
         <w:rPr>
           <w:lang w:val="ru-RU"/>
         </w:rPr>
-        <w:t xml:space="preserve">3.1.5. совершать другие действия, предусмотренные действующим законодательством по месту  регистрации Экспедитора.   </w:t>
+        <w:t xml:space="preserve">3.1.5. совершать другие действия, предусмотренные действующим законодательством по </w:t>
+      </w:r>
+      <w:proofErr w:type="gramStart"/>
+      <w:r>
+        <w:rPr>
+          <w:lang w:val="ru-RU"/>
+        </w:rPr>
+        <w:t>месту  регистрации</w:t>
+      </w:r>
+      <w:proofErr w:type="gramEnd"/>
+      <w:r>
+        <w:rPr>
+          <w:lang w:val="ru-RU"/>
+        </w:rPr>
+        <w:t xml:space="preserve"> Экспедитора.   </w:t>
       </w:r>
     </w:p>
     <w:p>
@@ -1611,7 +1727,21 @@
         <w:rPr>
           <w:lang w:val="ru-RU"/>
         </w:rPr>
-        <w:t xml:space="preserve">3.2.3. в течение 1 (одного) рабочего дня со дня требования направленного по факсимильной связи или </w:t>
+        <w:t xml:space="preserve">3.2.3. в течение 1 (одного) рабочего дня со дня </w:t>
+      </w:r>
+      <w:proofErr w:type="gramStart"/>
+      <w:r>
+        <w:rPr>
+          <w:lang w:val="ru-RU"/>
+        </w:rPr>
+        <w:t>требования</w:t>
+      </w:r>
+      <w:proofErr w:type="gramEnd"/>
+      <w:r>
+        <w:rPr>
+          <w:lang w:val="ru-RU"/>
+        </w:rPr>
+        <w:t xml:space="preserve"> направленного по факсимильной связи или </w:t>
       </w:r>
       <w:r>
         <w:t>email</w:t>
@@ -1721,7 +1851,21 @@
         <w:rPr>
           <w:lang w:val="ru-RU"/>
         </w:rPr>
-        <w:t xml:space="preserve">3.2.9. По мере поступления отгрузочной информации, но не позднее 25 числа отчетного месяца,  предоставлять «Экспедитору» копии ж/д накладных (электронной почтой, либо любым из доступных способов).   </w:t>
+        <w:t xml:space="preserve">3.2.9. По мере поступления отгрузочной информации, но не позднее 25 числа отчетного </w:t>
+      </w:r>
+      <w:proofErr w:type="gramStart"/>
+      <w:r>
+        <w:rPr>
+          <w:lang w:val="ru-RU"/>
+        </w:rPr>
+        <w:t>месяца,  предоставлять</w:t>
+      </w:r>
+      <w:proofErr w:type="gramEnd"/>
+      <w:r>
+        <w:rPr>
+          <w:lang w:val="ru-RU"/>
+        </w:rPr>
+        <w:t xml:space="preserve"> «Экспедитору» копии ж/д накладных (электронной почтой, либо любым из доступных способов).   </w:t>
       </w:r>
     </w:p>
     <w:p>
@@ -1781,7 +1925,49 @@
         <w:rPr>
           <w:lang w:val="ru-RU"/>
         </w:rPr>
-        <w:t xml:space="preserve">неправильного оформления Клиентом товаросопроводительных документов, включая, но, не ограничиваясь СМГС накладных, таможенных деклараций, разрешений на ввоз/вывоз и транзит грузов,  т.е. оформленных с нарушением нормативных актов регламентирующих импорт/экспорт и транзит груза (ов), а также инструкций Экспедитора;   </w:t>
+        <w:t xml:space="preserve">неправильного оформления Клиентом товаросопроводительных документов, включая, но, не ограничиваясь СМГС накладных, таможенных деклараций, разрешений на ввоз/вывоз и транзит </w:t>
+      </w:r>
+      <w:proofErr w:type="gramStart"/>
+      <w:r>
+        <w:rPr>
+          <w:lang w:val="ru-RU"/>
+        </w:rPr>
+        <w:t>грузов,  т.е.</w:t>
+      </w:r>
+      <w:proofErr w:type="gramEnd"/>
+      <w:r>
+        <w:rPr>
+          <w:lang w:val="ru-RU"/>
+        </w:rPr>
+        <w:t xml:space="preserve"> оформленных с нарушением </w:t>
+      </w:r>
+      <w:proofErr w:type="gramStart"/>
+      <w:r>
+        <w:rPr>
+          <w:lang w:val="ru-RU"/>
+        </w:rPr>
+        <w:t>нормативных актов</w:t>
+      </w:r>
+      <w:proofErr w:type="gramEnd"/>
+      <w:r>
+        <w:rPr>
+          <w:lang w:val="ru-RU"/>
+        </w:rPr>
+        <w:t xml:space="preserve"> регламентирующих импорт/экспорт и транзит груза (</w:t>
+      </w:r>
+      <w:proofErr w:type="spellStart"/>
+      <w:r>
+        <w:rPr>
+          <w:lang w:val="ru-RU"/>
+        </w:rPr>
+        <w:t>ов</w:t>
+      </w:r>
+      <w:proofErr w:type="spellEnd"/>
+      <w:r>
+        <w:rPr>
+          <w:lang w:val="ru-RU"/>
+        </w:rPr>
+        <w:t xml:space="preserve">), а также инструкций Экспедитора;   </w:t>
       </w:r>
     </w:p>
     <w:p>
@@ -1817,7 +2003,21 @@
         <w:rPr>
           <w:lang w:val="ru-RU"/>
         </w:rPr>
-        <w:t xml:space="preserve">простоя вагонов или контейнеров на станциях отправления, пограничных станциях и переходах по вине Клиента, по причине их задержки таможенными или иными органами, уполномоченными осуществлять государственный контроль (санитарный, ветеринарный надзор и т.п.), вследствие нарушения требований нормативных актов, регламентирующих железнодорожные грузовые  перевозки;   </w:t>
+        <w:t xml:space="preserve">простоя вагонов или контейнеров на станциях отправления, пограничных станциях и переходах по вине Клиента, по причине их задержки таможенными или иными органами, уполномоченными осуществлять государственный контроль (санитарный, ветеринарный надзор и т.п.), вследствие нарушения требований нормативных актов, регламентирующих железнодорожные </w:t>
+      </w:r>
+      <w:proofErr w:type="gramStart"/>
+      <w:r>
+        <w:rPr>
+          <w:lang w:val="ru-RU"/>
+        </w:rPr>
+        <w:t>грузовые  перевозки</w:t>
+      </w:r>
+      <w:proofErr w:type="gramEnd"/>
+      <w:r>
+        <w:rPr>
+          <w:lang w:val="ru-RU"/>
+        </w:rPr>
+        <w:t xml:space="preserve">;   </w:t>
       </w:r>
     </w:p>
     <w:p>
@@ -1905,7 +2105,21 @@
         <w:rPr>
           <w:lang w:val="ru-RU"/>
         </w:rPr>
-        <w:t xml:space="preserve">ненадлежащего использования кодов и подкодов, переданных Экспедитором; </w:t>
+        <w:t xml:space="preserve">ненадлежащего использования кодов и </w:t>
+      </w:r>
+      <w:proofErr w:type="spellStart"/>
+      <w:r>
+        <w:rPr>
+          <w:lang w:val="ru-RU"/>
+        </w:rPr>
+        <w:t>подкодов</w:t>
+      </w:r>
+      <w:proofErr w:type="spellEnd"/>
+      <w:r>
+        <w:rPr>
+          <w:lang w:val="ru-RU"/>
+        </w:rPr>
+        <w:t xml:space="preserve">, переданных Экспедитором; </w:t>
       </w:r>
       <w:r>
         <w:rPr>
@@ -2108,7 +2322,21 @@
         <w:rPr>
           <w:lang w:val="ru-RU"/>
         </w:rPr>
-        <w:t xml:space="preserve">3.3.3. не приступать к исполнению обязанностей по Договору (Заявке), в случае непредставления  Клиентом необходимых для исполнения документов и информации;   </w:t>
+        <w:t xml:space="preserve">3.3.3. не приступать к исполнению обязанностей по Договору (Заявке), в случае </w:t>
+      </w:r>
+      <w:proofErr w:type="gramStart"/>
+      <w:r>
+        <w:rPr>
+          <w:lang w:val="ru-RU"/>
+        </w:rPr>
+        <w:t>непредставления  Клиентом</w:t>
+      </w:r>
+      <w:proofErr w:type="gramEnd"/>
+      <w:r>
+        <w:rPr>
+          <w:lang w:val="ru-RU"/>
+        </w:rPr>
+        <w:t xml:space="preserve"> необходимых для исполнения документов и информации;   </w:t>
       </w:r>
     </w:p>
     <w:p>
@@ -2210,7 +2438,35 @@
         <w:rPr>
           <w:lang w:val="ru-RU"/>
         </w:rPr>
-        <w:t xml:space="preserve">3.3.7. в случае принятия решения о централизованном изменении ж.-д. тарифов, дополнительных платежей и сборов Экспедитор имеет право в одностороннем порядке изменить стоимость организации услуг ТЭО Груза (ов) Клиента с обязательным уведомлением последнего в течение 2 (двух) суток с момента принятия данного решения. Экспедитор не имеет право в одностороннем порядке изменить стоимость организации ТЭО Груза (ов) Клиента, которые к моменту принятия решения об изменении ж.-д. тарифов, дополнительных платежей и сборов находится в пути следования;   </w:t>
+        <w:t>3.3.7. в случае принятия решения о централизованном изменении ж.-д. тарифов, дополнительных платежей и сборов Экспедитор имеет право в одностороннем порядке изменить стоимость организации услуг ТЭО Груза (</w:t>
+      </w:r>
+      <w:proofErr w:type="spellStart"/>
+      <w:r>
+        <w:rPr>
+          <w:lang w:val="ru-RU"/>
+        </w:rPr>
+        <w:t>ов</w:t>
+      </w:r>
+      <w:proofErr w:type="spellEnd"/>
+      <w:r>
+        <w:rPr>
+          <w:lang w:val="ru-RU"/>
+        </w:rPr>
+        <w:t>) Клиента с обязательным уведомлением последнего в течение 2 (двух) суток с момента принятия данного решения. Экспедитор не имеет право в одностороннем порядке изменить стоимость организации ТЭО Груза (</w:t>
+      </w:r>
+      <w:proofErr w:type="spellStart"/>
+      <w:r>
+        <w:rPr>
+          <w:lang w:val="ru-RU"/>
+        </w:rPr>
+        <w:t>ов</w:t>
+      </w:r>
+      <w:proofErr w:type="spellEnd"/>
+      <w:r>
+        <w:rPr>
+          <w:lang w:val="ru-RU"/>
+        </w:rPr>
+        <w:t xml:space="preserve">) Клиента, которые к моменту принятия решения об изменении ж.-д. тарифов, дополнительных платежей и сборов находится в пути следования;   </w:t>
       </w:r>
     </w:p>
     <w:p>
@@ -2288,7 +2544,21 @@
         <w:rPr>
           <w:lang w:val="ru-RU"/>
         </w:rPr>
-        <w:t xml:space="preserve">. досрочно прекратить договорные отношения в порядке установленном Договором;   </w:t>
+        <w:t xml:space="preserve">. досрочно прекратить договорные отношения </w:t>
+      </w:r>
+      <w:proofErr w:type="gramStart"/>
+      <w:r>
+        <w:rPr>
+          <w:lang w:val="ru-RU"/>
+        </w:rPr>
+        <w:t>в порядке</w:t>
+      </w:r>
+      <w:proofErr w:type="gramEnd"/>
+      <w:r>
+        <w:rPr>
+          <w:lang w:val="ru-RU"/>
+        </w:rPr>
+        <w:t xml:space="preserve"> установленном Договором;   </w:t>
       </w:r>
     </w:p>
     <w:p>
@@ -2395,21 +2665,49 @@
         <w:rPr>
           <w:lang w:val="ru-RU"/>
         </w:rPr>
-        <w:t xml:space="preserve">3.4.3. осуществлять оплату железнодорожного тарифа и информировать Клиента в течение 12 часов  об оплате этого тарифа и порядке оформления перевозочных документов в части платежей и расчетов.   </w:t>
-      </w:r>
-    </w:p>
-    <w:p>
-      <w:pPr>
-        <w:ind w:left="-15" w:right="0"/>
-        <w:rPr>
-          <w:lang w:val="ru-RU"/>
-        </w:rPr>
-      </w:pPr>
-      <w:r>
-        <w:rPr>
-          <w:lang w:val="ru-RU"/>
-        </w:rPr>
-        <w:t xml:space="preserve">3.4.4. информировать Клиента о возникающих изменениях в порядке и сроках исполнения своих  обязательств;   </w:t>
+        <w:t xml:space="preserve">3.4.3. осуществлять оплату железнодорожного тарифа и информировать Клиента в течение 12 </w:t>
+      </w:r>
+      <w:proofErr w:type="gramStart"/>
+      <w:r>
+        <w:rPr>
+          <w:lang w:val="ru-RU"/>
+        </w:rPr>
+        <w:t>часов  об</w:t>
+      </w:r>
+      <w:proofErr w:type="gramEnd"/>
+      <w:r>
+        <w:rPr>
+          <w:lang w:val="ru-RU"/>
+        </w:rPr>
+        <w:t xml:space="preserve"> оплате этого тарифа и порядке оформления перевозочных документов в части платежей и расчетов.   </w:t>
+      </w:r>
+    </w:p>
+    <w:p>
+      <w:pPr>
+        <w:ind w:left="-15" w:right="0"/>
+        <w:rPr>
+          <w:lang w:val="ru-RU"/>
+        </w:rPr>
+      </w:pPr>
+      <w:r>
+        <w:rPr>
+          <w:lang w:val="ru-RU"/>
+        </w:rPr>
+        <w:t xml:space="preserve">3.4.4. информировать Клиента о возникающих изменениях в порядке и сроках исполнения </w:t>
+      </w:r>
+      <w:proofErr w:type="gramStart"/>
+      <w:r>
+        <w:rPr>
+          <w:lang w:val="ru-RU"/>
+        </w:rPr>
+        <w:t>своих  обязательств</w:t>
+      </w:r>
+      <w:proofErr w:type="gramEnd"/>
+      <w:r>
+        <w:rPr>
+          <w:lang w:val="ru-RU"/>
+        </w:rPr>
+        <w:t xml:space="preserve">;   </w:t>
       </w:r>
     </w:p>
     <w:p>
@@ -2579,7 +2877,21 @@
         <w:rPr>
           <w:lang w:val="ru-RU"/>
         </w:rPr>
-        <w:t xml:space="preserve">4.2. Тип подвижного состава, тип груза(ов), срок пользования, порядок передачи и возврата подвижного состава, оплата и другие существенные условия согласовываются и указываются Сторонами в Заявке.   </w:t>
+        <w:t>4.2. Тип подвижного состава, тип груза(</w:t>
+      </w:r>
+      <w:proofErr w:type="spellStart"/>
+      <w:r>
+        <w:rPr>
+          <w:lang w:val="ru-RU"/>
+        </w:rPr>
+        <w:t>ов</w:t>
+      </w:r>
+      <w:proofErr w:type="spellEnd"/>
+      <w:r>
+        <w:rPr>
+          <w:lang w:val="ru-RU"/>
+        </w:rPr>
+        <w:t xml:space="preserve">), срок пользования, порядок передачи и возврата подвижного состава, оплата и другие существенные условия согласовываются и указываются Сторонами в Заявке.   </w:t>
       </w:r>
     </w:p>
     <w:p>
@@ -2614,7 +2926,21 @@
         <w:rPr>
           <w:lang w:val="ru-RU"/>
         </w:rPr>
-        <w:t>АО «Узбекистон темир йуллари»</w:t>
+        <w:t xml:space="preserve">АО «Узбекистон </w:t>
+      </w:r>
+      <w:proofErr w:type="spellStart"/>
+      <w:r>
+        <w:rPr>
+          <w:lang w:val="ru-RU"/>
+        </w:rPr>
+        <w:t>темир</w:t>
+      </w:r>
+      <w:proofErr w:type="spellEnd"/>
+      <w:r>
+        <w:rPr>
+          <w:lang w:val="ru-RU"/>
+        </w:rPr>
+        <w:t xml:space="preserve"> йуллари»</w:t>
       </w:r>
       <w:r>
         <w:rPr>
@@ -2648,7 +2974,35 @@
         <w:rPr>
           <w:lang w:val="ru-RU"/>
         </w:rPr>
-        <w:t xml:space="preserve">4.6. При заполнении графы 7 СМГС накладной на доставку груза (ов) подвижным составом принадлежащим Экспедитору или находящимся под ответственностью Экспедитора, Клиент обязан следовать инструкции Экспедитора.   </w:t>
+        <w:t>4.6. При заполнении графы 7 СМГС накладной на доставку груза (</w:t>
+      </w:r>
+      <w:proofErr w:type="spellStart"/>
+      <w:r>
+        <w:rPr>
+          <w:lang w:val="ru-RU"/>
+        </w:rPr>
+        <w:t>ов</w:t>
+      </w:r>
+      <w:proofErr w:type="spellEnd"/>
+      <w:r>
+        <w:rPr>
+          <w:lang w:val="ru-RU"/>
+        </w:rPr>
+        <w:t xml:space="preserve">) </w:t>
+      </w:r>
+      <w:proofErr w:type="gramStart"/>
+      <w:r>
+        <w:rPr>
+          <w:lang w:val="ru-RU"/>
+        </w:rPr>
+        <w:t>подвижным составом</w:t>
+      </w:r>
+      <w:proofErr w:type="gramEnd"/>
+      <w:r>
+        <w:rPr>
+          <w:lang w:val="ru-RU"/>
+        </w:rPr>
+        <w:t xml:space="preserve"> принадлежащим Экспедитору или находящимся под ответственностью Экспедитора, Клиент обязан следовать инструкции Экспедитора.   </w:t>
       </w:r>
     </w:p>
     <w:p>
@@ -2676,7 +3030,21 @@
         <w:rPr>
           <w:lang w:val="ru-RU"/>
         </w:rPr>
-        <w:t xml:space="preserve">4.8. Подача порожних вагонов на станцию погрузки осуществляется Экспедитором. Вагоны считаются поданными Клиенту со дня их прибытия на станцию погрузки, грузополучателя и/или грузоотправителя ранее указанного в Заявке Клиентом.   </w:t>
+        <w:t xml:space="preserve">4.8. Подача порожних вагонов на станцию погрузки осуществляется Экспедитором. Вагоны считаются поданными Клиенту со дня их прибытия на станцию погрузки, грузополучателя и/или </w:t>
+      </w:r>
+      <w:proofErr w:type="gramStart"/>
+      <w:r>
+        <w:rPr>
+          <w:lang w:val="ru-RU"/>
+        </w:rPr>
+        <w:t>грузоотправителя</w:t>
+      </w:r>
+      <w:proofErr w:type="gramEnd"/>
+      <w:r>
+        <w:rPr>
+          <w:lang w:val="ru-RU"/>
+        </w:rPr>
+        <w:t xml:space="preserve"> ранее указанного в Заявке Клиентом.   </w:t>
       </w:r>
     </w:p>
     <w:p>
@@ -2718,7 +3086,21 @@
         <w:rPr>
           <w:lang w:val="ru-RU"/>
         </w:rPr>
-        <w:t xml:space="preserve">4.11. Клиент обязан неукоснительно следовать письменным инструкциям Экспедитора по заполнению железнодорожных накладных на возврат порожних вагонов. В случае невозможности их выполнения Клиент в течение двадцати четырех часов письменно информирует Экспедитора о возникших проблемах. В случае заполнения железнодорожных накладных с нарушением инструкций Экспедитора, Клиент возмещает все возникшие в связи с этим подтвержденные расходы Экспедитора.   </w:t>
+        <w:t xml:space="preserve">4.11. Клиент обязан неукоснительно следовать письменным инструкциям Экспедитора по заполнению железнодорожных накладных на возврат порожних вагонов. В случае невозможности их выполнения Клиент в течение двадцати четырех часов письменно информирует Экспедитора о возникших проблемах. В случае заполнения железнодорожных накладных с нарушением инструкций Экспедитора, Клиент возмещает все </w:t>
+      </w:r>
+      <w:proofErr w:type="gramStart"/>
+      <w:r>
+        <w:rPr>
+          <w:lang w:val="ru-RU"/>
+        </w:rPr>
+        <w:t>возникшие</w:t>
+      </w:r>
+      <w:proofErr w:type="gramEnd"/>
+      <w:r>
+        <w:rPr>
+          <w:lang w:val="ru-RU"/>
+        </w:rPr>
+        <w:t xml:space="preserve"> в связи с этим подтвержденные расходы Экспедитора.   </w:t>
       </w:r>
     </w:p>
     <w:p>
@@ -2815,7 +3197,21 @@
         <w:rPr>
           <w:lang w:val="ru-RU"/>
         </w:rPr>
-        <w:t xml:space="preserve">5.3. Исчисление срока простоя подвижного состава начинается от даты прибытия подвижного состава на согласованную ж.-д. станцию для осуществления операций по погрузке/выгрузке груза (ов) и заканчивается с даты убытия подвижного состава, при этом дата прибытии, и дата убытия учитываются при расчете срока простоя подвижного состава.   </w:t>
+        <w:t>5.3. Исчисление срока простоя подвижного состава начинается от даты прибытия подвижного состава на согласованную ж.-д. станцию для осуществления операций по погрузке/выгрузке груза (</w:t>
+      </w:r>
+      <w:proofErr w:type="spellStart"/>
+      <w:r>
+        <w:rPr>
+          <w:lang w:val="ru-RU"/>
+        </w:rPr>
+        <w:t>ов</w:t>
+      </w:r>
+      <w:proofErr w:type="spellEnd"/>
+      <w:r>
+        <w:rPr>
+          <w:lang w:val="ru-RU"/>
+        </w:rPr>
+        <w:t xml:space="preserve">) и заканчивается с даты убытия подвижного состава, при этом дата прибытии, и дата убытия учитываются при расчете срока простоя подвижного состава.   </w:t>
       </w:r>
     </w:p>
     <w:p>
@@ -2835,13 +3231,41 @@
         <w:rPr>
           <w:lang w:val="ru-RU"/>
         </w:rPr>
-        <w:t>АО «Узбекистон темир йуллари»</w:t>
-      </w:r>
-      <w:r>
-        <w:rPr>
-          <w:lang w:val="ru-RU"/>
-        </w:rPr>
-        <w:t xml:space="preserve">, а при предоставлении Клиентом копий СМГС  накладных - по датам календарного штемпеля ж.-д. станции прибытия/убытия подвижного состава.   </w:t>
+        <w:t xml:space="preserve">АО «Узбекистон </w:t>
+      </w:r>
+      <w:proofErr w:type="spellStart"/>
+      <w:r>
+        <w:rPr>
+          <w:lang w:val="ru-RU"/>
+        </w:rPr>
+        <w:t>темир</w:t>
+      </w:r>
+      <w:proofErr w:type="spellEnd"/>
+      <w:r>
+        <w:rPr>
+          <w:lang w:val="ru-RU"/>
+        </w:rPr>
+        <w:t xml:space="preserve"> йуллари»</w:t>
+      </w:r>
+      <w:r>
+        <w:rPr>
+          <w:lang w:val="ru-RU"/>
+        </w:rPr>
+        <w:t xml:space="preserve">, а при предоставлении Клиентом копий </w:t>
+      </w:r>
+      <w:proofErr w:type="gramStart"/>
+      <w:r>
+        <w:rPr>
+          <w:lang w:val="ru-RU"/>
+        </w:rPr>
+        <w:t>СМГС  накладных</w:t>
+      </w:r>
+      <w:proofErr w:type="gramEnd"/>
+      <w:r>
+        <w:rPr>
+          <w:lang w:val="ru-RU"/>
+        </w:rPr>
+        <w:t xml:space="preserve"> - по датам календарного штемпеля ж.-д. станции прибытия/убытия подвижного состава.   </w:t>
       </w:r>
     </w:p>
     <w:p>
@@ -3243,7 +3667,21 @@
         <w:rPr>
           <w:lang w:val="ru-RU"/>
         </w:rPr>
-        <w:t xml:space="preserve">8.8. В случае повреждения железнодорожных вагонов в период погрузки/разгрузки и эксплуатации, а также при утрате или гибели вагонов, произошедших по вине Клиента, Клиент обязан их отремонтировать или возместить стоимость проведённого ремонта Экспедитором, а также оплатить рыночную их стоимость в случае  утраты.    </w:t>
+        <w:t xml:space="preserve">8.8. В случае повреждения железнодорожных вагонов в период погрузки/разгрузки и эксплуатации, а также при утрате или гибели вагонов, произошедших по вине Клиента, Клиент обязан их отремонтировать или возместить стоимость проведённого ремонта Экспедитором, а также оплатить рыночную их стоимость в </w:t>
+      </w:r>
+      <w:proofErr w:type="gramStart"/>
+      <w:r>
+        <w:rPr>
+          <w:lang w:val="ru-RU"/>
+        </w:rPr>
+        <w:t>случае  утраты</w:t>
+      </w:r>
+      <w:proofErr w:type="gramEnd"/>
+      <w:r>
+        <w:rPr>
+          <w:lang w:val="ru-RU"/>
+        </w:rPr>
+        <w:t xml:space="preserve">.    </w:t>
       </w:r>
     </w:p>
     <w:p>
@@ -3299,7 +3737,35 @@
         <w:rPr>
           <w:lang w:val="ru-RU"/>
         </w:rPr>
-        <w:t xml:space="preserve">8.12. Экспедитор не несет ответственности за простой подвижного состава в ожидании груза (ов), за «мертвый фрахт», за даты отправки груза и сроки его доставки, за не сохранность груза(ов) при перевозке, естественную убыль, неправильное оформление товаросопроводительных документов и СМГС накладных.   </w:t>
+        <w:t>8.12. Экспедитор не несет ответственности за простой подвижного состава в ожидании груза (</w:t>
+      </w:r>
+      <w:proofErr w:type="spellStart"/>
+      <w:r>
+        <w:rPr>
+          <w:lang w:val="ru-RU"/>
+        </w:rPr>
+        <w:t>ов</w:t>
+      </w:r>
+      <w:proofErr w:type="spellEnd"/>
+      <w:r>
+        <w:rPr>
+          <w:lang w:val="ru-RU"/>
+        </w:rPr>
+        <w:t>), за «мертвый фрахт», за даты отправки груза и сроки его доставки, за не сохранность груза(</w:t>
+      </w:r>
+      <w:proofErr w:type="spellStart"/>
+      <w:r>
+        <w:rPr>
+          <w:lang w:val="ru-RU"/>
+        </w:rPr>
+        <w:t>ов</w:t>
+      </w:r>
+      <w:proofErr w:type="spellEnd"/>
+      <w:r>
+        <w:rPr>
+          <w:lang w:val="ru-RU"/>
+        </w:rPr>
+        <w:t xml:space="preserve">) при перевозке, естественную убыль, неправильное оформление товаросопроводительных документов и СМГС накладных.   </w:t>
       </w:r>
     </w:p>
     <w:p>
@@ -3327,7 +3793,35 @@
         <w:rPr>
           <w:lang w:val="ru-RU"/>
         </w:rPr>
-        <w:t xml:space="preserve">8.14. Клиент (грузоотправитель/грузополучатель), несет полную ответственность, при предоставлении данных по оформлению Экспедитором транзитных деклараций на пограничных переходах.  Экспедитор не несет, какой-либо ответственности за достоверность данных предоставленных Клиентом (грузоотправителем/ грузополучателем)  при оформлении таможенных транзитных деклараций.   </w:t>
+        <w:t xml:space="preserve">8.14. Клиент (грузоотправитель/грузополучатель), несет полную ответственность, при предоставлении данных по оформлению Экспедитором транзитных деклараций на пограничных переходах.  Экспедитор не несет, какой-либо ответственности за достоверность </w:t>
+      </w:r>
+      <w:proofErr w:type="gramStart"/>
+      <w:r>
+        <w:rPr>
+          <w:lang w:val="ru-RU"/>
+        </w:rPr>
+        <w:t>данных</w:t>
+      </w:r>
+      <w:proofErr w:type="gramEnd"/>
+      <w:r>
+        <w:rPr>
+          <w:lang w:val="ru-RU"/>
+        </w:rPr>
+        <w:t xml:space="preserve"> предоставленных Клиентом (грузоотправителем/ </w:t>
+      </w:r>
+      <w:proofErr w:type="gramStart"/>
+      <w:r>
+        <w:rPr>
+          <w:lang w:val="ru-RU"/>
+        </w:rPr>
+        <w:t>грузополучателем)  при</w:t>
+      </w:r>
+      <w:proofErr w:type="gramEnd"/>
+      <w:r>
+        <w:rPr>
+          <w:lang w:val="ru-RU"/>
+        </w:rPr>
+        <w:t xml:space="preserve"> оформлении таможенных транзитных деклараций.   </w:t>
       </w:r>
     </w:p>
     <w:p>
@@ -4095,50 +4589,54 @@
                 <w:szCs w:val="20"/>
                 <w:lang w:val="ru-RU"/>
               </w:rPr>
-              <w:t>ООО «</w:t>
+              <w:t>ООО</w:t>
             </w:r>
             <w:r>
               <w:rPr>
                 <w:b/>
                 <w:szCs w:val="20"/>
               </w:rPr>
-              <w:t>GOLDEN</w:t>
+              <w:t xml:space="preserve"> «</w:t>
             </w:r>
             <w:r>
               <w:rPr>
                 <w:b/>
                 <w:szCs w:val="20"/>
-                <w:lang w:val="ru-RU"/>
-              </w:rPr>
-              <w:t xml:space="preserve"> </w:t>
+              </w:rPr>
+              <w:t>GOLDEN</w:t>
             </w:r>
             <w:r>
               <w:rPr>
                 <w:b/>
                 <w:szCs w:val="20"/>
               </w:rPr>
-              <w:t>CROWN</w:t>
+              <w:t xml:space="preserve"> </w:t>
             </w:r>
             <w:r>
               <w:rPr>
                 <w:b/>
                 <w:szCs w:val="20"/>
-                <w:lang w:val="ru-RU"/>
-              </w:rPr>
-              <w:t xml:space="preserve"> </w:t>
+              </w:rPr>
+              <w:t>CROWN</w:t>
             </w:r>
             <w:r>
               <w:rPr>
                 <w:b/>
                 <w:szCs w:val="20"/>
               </w:rPr>
-              <w:t>TRADING</w:t>
+              <w:t xml:space="preserve"> </w:t>
             </w:r>
             <w:r>
               <w:rPr>
                 <w:b/>
                 <w:szCs w:val="20"/>
-                <w:lang w:val="ru-RU"/>
+              </w:rPr>
+              <w:t>TRADING</w:t>
+            </w:r>
+            <w:r>
+              <w:rPr>
+                <w:b/>
+                <w:szCs w:val="20"/>
               </w:rPr>
               <w:t>»</w:t>
             </w:r>
@@ -4178,10 +4676,29 @@
               <w:rPr>
                 <w:lang w:val="ru-RU"/>
               </w:rPr>
-              <w:t xml:space="preserve">Республика Узбекистан, г. Ташкент, Яшнабадский р., ул. </w:t>
-            </w:r>
-            <w:r>
-              <w:t xml:space="preserve">Боткина 6/33  </w:t>
+              <w:t xml:space="preserve">Республика Узбекистан, г. Ташкент, </w:t>
+            </w:r>
+            <w:proofErr w:type="spellStart"/>
+            <w:r>
+              <w:rPr>
+                <w:lang w:val="ru-RU"/>
+              </w:rPr>
+              <w:t>Яшнабадский</w:t>
+            </w:r>
+            <w:proofErr w:type="spellEnd"/>
+            <w:r>
+              <w:rPr>
+                <w:lang w:val="ru-RU"/>
+              </w:rPr>
+              <w:t xml:space="preserve"> р., ул. </w:t>
+            </w:r>
+            <w:proofErr w:type="spellStart"/>
+            <w:r>
+              <w:t>Боткина</w:t>
+            </w:r>
+            <w:proofErr w:type="spellEnd"/>
+            <w:r>
+              <w:t xml:space="preserve"> 6/33  </w:t>
             </w:r>
             <w:r>
               <w:rPr>
@@ -4216,9 +4733,26 @@
               <w:spacing w:after="0" w:line="259" w:lineRule="auto"/>
               <w:ind w:left="180" w:right="0" w:firstLine="0"/>
               <w:jc w:val="left"/>
+              <w:rPr>
+                <w:lang w:val="ru-RU"/>
+              </w:rPr>
             </w:pPr>
             <w:r>
-              <w:t>{companyAddress}</w:t>
+              <w:rPr>
+                <w:lang w:val="ru-RU"/>
+              </w:rPr>
+              <w:t>{</w:t>
+            </w:r>
+            <w:proofErr w:type="spellStart"/>
+            <w:r>
+              <w:t>companyAddress</w:t>
+            </w:r>
+            <w:proofErr w:type="spellEnd"/>
+            <w:r>
+              <w:rPr>
+                <w:lang w:val="ru-RU"/>
+              </w:rPr>
+              <w:t>}</w:t>
             </w:r>
           </w:p>
         </w:tc>
@@ -4259,7 +4793,15 @@
               <w:t xml:space="preserve">ИНН: </w:t>
             </w:r>
             <w:r>
-              <w:t>{company_inn}</w:t>
+              <w:t>{</w:t>
+            </w:r>
+            <w:proofErr w:type="spellStart"/>
+            <w:r>
+              <w:t>company_inn</w:t>
+            </w:r>
+            <w:proofErr w:type="spellEnd"/>
+            <w:r>
+              <w:t>}</w:t>
             </w:r>
           </w:p>
         </w:tc>
@@ -4345,11 +4887,19 @@
                 <w:lang w:val="ru-RU"/>
               </w:rPr>
             </w:pPr>
+            <w:proofErr w:type="spellStart"/>
             <w:r>
               <w:rPr>
                 <w:lang w:val="ru-RU"/>
               </w:rPr>
-              <w:t>Рас.счет:  20208 000 6 07053373 001 (</w:t>
+              <w:t>Рас.счет</w:t>
+            </w:r>
+            <w:proofErr w:type="spellEnd"/>
+            <w:r>
+              <w:rPr>
+                <w:lang w:val="ru-RU"/>
+              </w:rPr>
+              <w:t>:  20208 000 6 07053373 001 (</w:t>
             </w:r>
             <w:r>
               <w:t>UZS</w:t>
@@ -4387,17 +4937,38 @@
               <w:spacing w:after="8" w:line="259" w:lineRule="auto"/>
               <w:ind w:right="0" w:firstLine="0"/>
               <w:jc w:val="left"/>
+              <w:rPr>
+                <w:lang w:val="ru-RU"/>
+              </w:rPr>
             </w:pPr>
             <w:r>
+              <w:rPr>
+                <w:lang w:val="ru-RU"/>
+              </w:rPr>
               <w:t xml:space="preserve">    </w:t>
             </w:r>
             <w:r>
+              <w:rPr>
+                <w:lang w:val="ru-RU"/>
+              </w:rPr>
               <w:t>{</w:t>
             </w:r>
             <w:r>
-              <w:t>company_bank</w:t>
-            </w:r>
-            <w:r>
+              <w:t>company</w:t>
+            </w:r>
+            <w:r>
+              <w:rPr>
+                <w:lang w:val="ru-RU"/>
+              </w:rPr>
+              <w:t>_</w:t>
+            </w:r>
+            <w:r>
+              <w:t>bank</w:t>
+            </w:r>
+            <w:r>
+              <w:rPr>
+                <w:lang w:val="ru-RU"/>
+              </w:rPr>
               <w:t>}</w:t>
             </w:r>
           </w:p>
@@ -4406,6 +4977,9 @@
               <w:spacing w:after="8" w:line="259" w:lineRule="auto"/>
               <w:ind w:left="180" w:right="0" w:firstLine="0"/>
               <w:jc w:val="left"/>
+              <w:rPr>
+                <w:lang w:val="ru-RU"/>
+              </w:rPr>
             </w:pPr>
             <w:r>
               <w:rPr>
@@ -4414,10 +4988,36 @@
               <w:t>МФО</w:t>
             </w:r>
             <w:r>
+              <w:rPr>
+                <w:lang w:val="ru-RU"/>
+              </w:rPr>
               <w:t xml:space="preserve"> </w:t>
             </w:r>
             <w:r>
-              <w:t>{bank_mfo}</w:t>
+              <w:rPr>
+                <w:lang w:val="ru-RU"/>
+              </w:rPr>
+              <w:t>{</w:t>
+            </w:r>
+            <w:r>
+              <w:t>bank</w:t>
+            </w:r>
+            <w:r>
+              <w:rPr>
+                <w:lang w:val="ru-RU"/>
+              </w:rPr>
+              <w:t>_</w:t>
+            </w:r>
+            <w:proofErr w:type="spellStart"/>
+            <w:r>
+              <w:t>mfo</w:t>
+            </w:r>
+            <w:proofErr w:type="spellEnd"/>
+            <w:r>
+              <w:rPr>
+                <w:lang w:val="ru-RU"/>
+              </w:rPr>
+              <w:t>}</w:t>
             </w:r>
           </w:p>
           <w:p>
@@ -4425,6 +5025,9 @@
               <w:spacing w:after="0" w:line="259" w:lineRule="auto"/>
               <w:ind w:left="180" w:right="0" w:firstLine="0"/>
               <w:jc w:val="left"/>
+              <w:rPr>
+                <w:lang w:val="ru-RU"/>
+              </w:rPr>
             </w:pPr>
             <w:r>
               <w:rPr>
@@ -4433,6 +5036,9 @@
               <w:t>ИНН</w:t>
             </w:r>
             <w:r>
+              <w:rPr>
+                <w:lang w:val="ru-RU"/>
+              </w:rPr>
               <w:t xml:space="preserve"> </w:t>
             </w:r>
             <w:r>
@@ -4442,12 +5048,39 @@
               <w:t>Банка</w:t>
             </w:r>
             <w:r>
+              <w:rPr>
+                <w:lang w:val="ru-RU"/>
+              </w:rPr>
               <w:t xml:space="preserve">: </w:t>
             </w:r>
             <w:r>
-              <w:t>{bank_inn}</w:t>
-            </w:r>
-            <w:r>
+              <w:rPr>
+                <w:lang w:val="ru-RU"/>
+              </w:rPr>
+              <w:t>{</w:t>
+            </w:r>
+            <w:r>
+              <w:t>bank</w:t>
+            </w:r>
+            <w:r>
+              <w:rPr>
+                <w:lang w:val="ru-RU"/>
+              </w:rPr>
+              <w:t>_</w:t>
+            </w:r>
+            <w:r>
+              <w:t>inn</w:t>
+            </w:r>
+            <w:r>
+              <w:rPr>
+                <w:lang w:val="ru-RU"/>
+              </w:rPr>
+              <w:t>}</w:t>
+            </w:r>
+            <w:r>
+              <w:rPr>
+                <w:lang w:val="ru-RU"/>
+              </w:rPr>
               <w:t xml:space="preserve"> </w:t>
             </w:r>
           </w:p>
@@ -4456,7 +5089,11 @@
               <w:spacing w:after="0" w:line="259" w:lineRule="auto"/>
               <w:ind w:left="180" w:right="0" w:firstLine="0"/>
               <w:jc w:val="left"/>
+              <w:rPr>
+                <w:lang w:val="ru-RU"/>
+              </w:rPr>
             </w:pPr>
+            <w:proofErr w:type="spellStart"/>
             <w:r>
               <w:rPr>
                 <w:lang w:val="ru-RU"/>
@@ -4464,6 +5101,9 @@
               <w:t>Рас</w:t>
             </w:r>
             <w:r>
+              <w:rPr>
+                <w:lang w:val="ru-RU"/>
+              </w:rPr>
               <w:t>.</w:t>
             </w:r>
             <w:r>
@@ -4472,20 +5112,38 @@
               </w:rPr>
               <w:t>счет</w:t>
             </w:r>
-            <w:r>
+            <w:proofErr w:type="spellEnd"/>
+            <w:proofErr w:type="gramStart"/>
+            <w:r>
+              <w:rPr>
+                <w:lang w:val="ru-RU"/>
+              </w:rPr>
               <w:t xml:space="preserve">:  </w:t>
             </w:r>
             <w:r>
-              <w:t>{bank_num}</w:t>
-            </w:r>
-            <w:r>
-              <w:t>(</w:t>
-            </w:r>
-            <w:r>
-              <w:t/>
-            </w:r>
-            <w:r>
-              <w:t>)</w:t>
+              <w:rPr>
+                <w:lang w:val="ru-RU"/>
+              </w:rPr>
+              <w:t>{</w:t>
+            </w:r>
+            <w:proofErr w:type="gramEnd"/>
+            <w:r>
+              <w:t>bank</w:t>
+            </w:r>
+            <w:r>
+              <w:rPr>
+                <w:lang w:val="ru-RU"/>
+              </w:rPr>
+              <w:t>_</w:t>
+            </w:r>
+            <w:r>
+              <w:t>num</w:t>
+            </w:r>
+            <w:r>
+              <w:rPr>
+                <w:lang w:val="ru-RU"/>
+              </w:rPr>
+              <w:t>}</w:t>
             </w:r>
           </w:p>
         </w:tc>
@@ -4504,9 +5162,11 @@
               <w:ind w:right="0" w:firstLine="0"/>
               <w:jc w:val="left"/>
             </w:pPr>
+            <w:proofErr w:type="spellStart"/>
             <w:r>
               <w:t>Банк-корреспондент</w:t>
             </w:r>
+            <w:proofErr w:type="spellEnd"/>
             <w:r>
               <w:t xml:space="preserve">:    </w:t>
             </w:r>
@@ -4555,9 +5215,11 @@
             <w:r>
               <w:t xml:space="preserve">    </w:t>
             </w:r>
+            <w:proofErr w:type="spellStart"/>
             <w:r>
               <w:t>Банк-корреспондент</w:t>
             </w:r>
+            <w:proofErr w:type="spellEnd"/>
             <w:r>
               <w:t xml:space="preserve">:    </w:t>
             </w:r>
@@ -4569,7 +5231,15 @@
               <w:jc w:val="left"/>
             </w:pPr>
             <w:r>
-              <w:t xml:space="preserve">    {bank_corr}</w:t>
+              <w:t xml:space="preserve">    {</w:t>
+            </w:r>
+            <w:proofErr w:type="spellStart"/>
+            <w:r>
+              <w:t>bank_corr</w:t>
+            </w:r>
+            <w:proofErr w:type="spellEnd"/>
+            <w:r>
+              <w:t>}</w:t>
             </w:r>
           </w:p>
           <w:p>
@@ -4577,7 +5247,15 @@
               <w:ind w:firstLine="0"/>
             </w:pPr>
             <w:r>
-              <w:t xml:space="preserve">    {bank_corr_adress}</w:t>
+              <w:t xml:space="preserve">    {</w:t>
+            </w:r>
+            <w:proofErr w:type="spellStart"/>
+            <w:r>
+              <w:t>bank_corr_adress</w:t>
+            </w:r>
+            <w:proofErr w:type="spellEnd"/>
+            <w:r>
+              <w:t>}</w:t>
             </w:r>
           </w:p>
           <w:p>
@@ -4585,7 +5263,15 @@
               <w:ind w:firstLine="0"/>
             </w:pPr>
             <w:r>
-              <w:t xml:space="preserve">    {bank_corr_swift}</w:t>
+              <w:t xml:space="preserve">    {</w:t>
+            </w:r>
+            <w:proofErr w:type="spellStart"/>
+            <w:r>
+              <w:t>bank_corr_swift</w:t>
+            </w:r>
+            <w:proofErr w:type="spellEnd"/>
+            <w:r>
+              <w:t>}</w:t>
             </w:r>
           </w:p>
         </w:tc>
@@ -4604,11 +5290,19 @@
               <w:ind w:right="0" w:firstLine="0"/>
               <w:jc w:val="left"/>
             </w:pPr>
+            <w:proofErr w:type="spellStart"/>
             <w:r>
               <w:rPr>
                 <w:b/>
               </w:rPr>
-              <w:t xml:space="preserve">Директор </w:t>
+              <w:t>Директор</w:t>
+            </w:r>
+            <w:proofErr w:type="spellEnd"/>
+            <w:r>
+              <w:rPr>
+                <w:b/>
+              </w:rPr>
+              <w:t xml:space="preserve"> </w:t>
             </w:r>
             <w:r>
               <w:t xml:space="preserve">  </w:t>
@@ -4648,11 +5342,19 @@
               </w:rPr>
               <w:t xml:space="preserve">   </w:t>
             </w:r>
+            <w:proofErr w:type="spellStart"/>
             <w:r>
               <w:rPr>
                 <w:b/>
               </w:rPr>
-              <w:t xml:space="preserve">Директор </w:t>
+              <w:t>Директор</w:t>
+            </w:r>
+            <w:proofErr w:type="spellEnd"/>
+            <w:r>
+              <w:rPr>
+                <w:b/>
+              </w:rPr>
+              <w:t xml:space="preserve"> </w:t>
             </w:r>
             <w:r>
               <w:t xml:space="preserve">  </w:t>
@@ -4699,11 +5401,19 @@
               <w:ind w:left="16" w:right="0" w:firstLine="0"/>
               <w:jc w:val="left"/>
             </w:pPr>
+            <w:proofErr w:type="spellStart"/>
             <w:r>
               <w:rPr>
                 <w:b/>
               </w:rPr>
-              <w:t>Сайдакбаров. К.С _________________________</w:t>
+              <w:t>Сайдакбаров</w:t>
+            </w:r>
+            <w:proofErr w:type="spellEnd"/>
+            <w:r>
+              <w:rPr>
+                <w:b/>
+              </w:rPr>
+              <w:t>. К.С _________________________</w:t>
             </w:r>
             <w:r>
               <w:t xml:space="preserve">  </w:t>
@@ -4725,13 +5435,44 @@
                 <w:b/>
                 <w:bCs/>
               </w:rPr>
-              <w:t>{company_director}</w:t>
-            </w:r>
+              <w:t>{</w:t>
+            </w:r>
+            <w:proofErr w:type="spellStart"/>
             <w:r>
               <w:rPr>
                 <w:b/>
-              </w:rPr>
-              <w:t>___________________</w:t>
+                <w:bCs/>
+              </w:rPr>
+              <w:t>company_</w:t>
+            </w:r>
+            <w:proofErr w:type="gramStart"/>
+            <w:r>
+              <w:rPr>
+                <w:b/>
+                <w:bCs/>
+              </w:rPr>
+              <w:t>director</w:t>
+            </w:r>
+            <w:proofErr w:type="spellEnd"/>
+            <w:r>
+              <w:rPr>
+                <w:b/>
+                <w:bCs/>
+              </w:rPr>
+              <w:t>}</w:t>
+            </w:r>
+            <w:r>
+              <w:rPr>
+                <w:b/>
+              </w:rPr>
+              <w:t>_</w:t>
+            </w:r>
+            <w:proofErr w:type="gramEnd"/>
+            <w:r>
+              <w:rPr>
+                <w:b/>
+              </w:rPr>
+              <w:t>__________________</w:t>
             </w:r>
             <w:r>
               <w:t xml:space="preserve">  </w:t>
@@ -5877,6 +6618,7 @@
   <w:style w:type="character" w:default="1" w:styleId="a0">
     <w:name w:val="Default Paragraph Font"/>
     <w:uiPriority w:val="1"/>
+    <w:semiHidden/>
     <w:unhideWhenUsed/>
   </w:style>
   <w:style w:type="table" w:default="1" w:styleId="a1">

--- a/templates/договор.docx
+++ b/templates/договор.docx
@@ -145,7 +145,6 @@
         </w:rPr>
         <w:t>{</w:t>
       </w:r>
-      <w:proofErr w:type="gramStart"/>
       <w:r>
         <w:rPr>
           <w:b/>
@@ -157,15 +156,7 @@
           <w:b/>
           <w:lang w:val="ru-RU"/>
         </w:rPr>
-        <w:t>(</w:t>
-      </w:r>
-      <w:proofErr w:type="gramEnd"/>
-      <w:r>
-        <w:rPr>
-          <w:b/>
-          <w:lang w:val="ru-RU"/>
-        </w:rPr>
-        <w:t>)}</w:t>
+        <w:t>()}</w:t>
       </w:r>
       <w:r>
         <w:rPr>
@@ -915,21 +906,7 @@
         <w:rPr>
           <w:lang w:val="ru-RU"/>
         </w:rPr>
-        <w:t xml:space="preserve">– плата за простой подвижного состава на </w:t>
-      </w:r>
-      <w:proofErr w:type="gramStart"/>
-      <w:r>
-        <w:rPr>
-          <w:lang w:val="ru-RU"/>
-        </w:rPr>
-        <w:t>железнодорожной  станции</w:t>
-      </w:r>
-      <w:proofErr w:type="gramEnd"/>
-      <w:r>
-        <w:rPr>
-          <w:lang w:val="ru-RU"/>
-        </w:rPr>
-        <w:t xml:space="preserve"> под погрузочно</w:t>
+        <w:t>– плата за простой подвижного состава на железнодорожной  станции под погрузочно</w:t>
       </w:r>
       <w:r>
         <w:rPr>
@@ -1239,21 +1216,7 @@
         <w:rPr>
           <w:lang w:val="ru-RU"/>
         </w:rPr>
-        <w:t xml:space="preserve"> производит возврат денежных средств Клиенту, в течение 15 (пятнадцати) рабочих дней, с даты получения Экспедитором письменного требования о возврате денежных средств. Основанием для возврата является </w:t>
-      </w:r>
-      <w:proofErr w:type="gramStart"/>
-      <w:r>
-        <w:rPr>
-          <w:lang w:val="ru-RU"/>
-        </w:rPr>
-        <w:t>наличие  двусторонне</w:t>
-      </w:r>
-      <w:proofErr w:type="gramEnd"/>
-      <w:r>
-        <w:rPr>
-          <w:lang w:val="ru-RU"/>
-        </w:rPr>
-        <w:t xml:space="preserve"> подписанного Акта сверки, составленного на дату письменного обращения. Акт сверки направляется заинтересованной Стороной Договора по электронной почте/факсимильной связи и должен быть подписан в течении 5 (пяти) рабочих дней с момента отправки. При не подписании в вышеуказанный срок одной из Сторон, Акт сверки считается подписанным и имеет юридическую силу оригинала, до момента обмена Сторонами оригиналами, при этом Акт сверки может быть составлен только на первое число текущего месяца.   </w:t>
+        <w:t xml:space="preserve"> производит возврат денежных средств Клиенту, в течение 15 (пятнадцати) рабочих дней, с даты получения Экспедитором письменного требования о возврате денежных средств. Основанием для возврата является наличие  двусторонне подписанного Акта сверки, составленного на дату письменного обращения. Акт сверки направляется заинтересованной Стороной Договора по электронной почте/факсимильной связи и должен быть подписан в течении 5 (пяти) рабочих дней с момента отправки. При не подписании в вышеуказанный срок одной из Сторон, Акт сверки считается подписанным и имеет юридическую силу оригинала, до момента обмена Сторонами оригиналами, при этом Акт сверки может быть составлен только на первое число текущего месяца.   </w:t>
       </w:r>
     </w:p>
     <w:p>
@@ -1596,21 +1559,7 @@
         <w:rPr>
           <w:lang w:val="ru-RU"/>
         </w:rPr>
-        <w:t xml:space="preserve">3.1.5. совершать другие действия, предусмотренные действующим законодательством по </w:t>
-      </w:r>
-      <w:proofErr w:type="gramStart"/>
-      <w:r>
-        <w:rPr>
-          <w:lang w:val="ru-RU"/>
-        </w:rPr>
-        <w:t>месту  регистрации</w:t>
-      </w:r>
-      <w:proofErr w:type="gramEnd"/>
-      <w:r>
-        <w:rPr>
-          <w:lang w:val="ru-RU"/>
-        </w:rPr>
-        <w:t xml:space="preserve"> Экспедитора.   </w:t>
+        <w:t xml:space="preserve">3.1.5. совершать другие действия, предусмотренные действующим законодательством по месту  регистрации Экспедитора.   </w:t>
       </w:r>
     </w:p>
     <w:p>
@@ -1727,21 +1676,7 @@
         <w:rPr>
           <w:lang w:val="ru-RU"/>
         </w:rPr>
-        <w:t xml:space="preserve">3.2.3. в течение 1 (одного) рабочего дня со дня </w:t>
-      </w:r>
-      <w:proofErr w:type="gramStart"/>
-      <w:r>
-        <w:rPr>
-          <w:lang w:val="ru-RU"/>
-        </w:rPr>
-        <w:t>требования</w:t>
-      </w:r>
-      <w:proofErr w:type="gramEnd"/>
-      <w:r>
-        <w:rPr>
-          <w:lang w:val="ru-RU"/>
-        </w:rPr>
-        <w:t xml:space="preserve"> направленного по факсимильной связи или </w:t>
+        <w:t xml:space="preserve">3.2.3. в течение 1 (одного) рабочего дня со дня требования направленного по факсимильной связи или </w:t>
       </w:r>
       <w:r>
         <w:t>email</w:t>
@@ -1851,21 +1786,7 @@
         <w:rPr>
           <w:lang w:val="ru-RU"/>
         </w:rPr>
-        <w:t xml:space="preserve">3.2.9. По мере поступления отгрузочной информации, но не позднее 25 числа отчетного </w:t>
-      </w:r>
-      <w:proofErr w:type="gramStart"/>
-      <w:r>
-        <w:rPr>
-          <w:lang w:val="ru-RU"/>
-        </w:rPr>
-        <w:t>месяца,  предоставлять</w:t>
-      </w:r>
-      <w:proofErr w:type="gramEnd"/>
-      <w:r>
-        <w:rPr>
-          <w:lang w:val="ru-RU"/>
-        </w:rPr>
-        <w:t xml:space="preserve"> «Экспедитору» копии ж/д накладных (электронной почтой, либо любым из доступных способов).   </w:t>
+        <w:t xml:space="preserve">3.2.9. По мере поступления отгрузочной информации, но не позднее 25 числа отчетного месяца,  предоставлять «Экспедитору» копии ж/д накладных (электронной почтой, либо любым из доступных способов).   </w:t>
       </w:r>
     </w:p>
     <w:p>
@@ -1925,35 +1846,7 @@
         <w:rPr>
           <w:lang w:val="ru-RU"/>
         </w:rPr>
-        <w:t xml:space="preserve">неправильного оформления Клиентом товаросопроводительных документов, включая, но, не ограничиваясь СМГС накладных, таможенных деклараций, разрешений на ввоз/вывоз и транзит </w:t>
-      </w:r>
-      <w:proofErr w:type="gramStart"/>
-      <w:r>
-        <w:rPr>
-          <w:lang w:val="ru-RU"/>
-        </w:rPr>
-        <w:t>грузов,  т.е.</w:t>
-      </w:r>
-      <w:proofErr w:type="gramEnd"/>
-      <w:r>
-        <w:rPr>
-          <w:lang w:val="ru-RU"/>
-        </w:rPr>
-        <w:t xml:space="preserve"> оформленных с нарушением </w:t>
-      </w:r>
-      <w:proofErr w:type="gramStart"/>
-      <w:r>
-        <w:rPr>
-          <w:lang w:val="ru-RU"/>
-        </w:rPr>
-        <w:t>нормативных актов</w:t>
-      </w:r>
-      <w:proofErr w:type="gramEnd"/>
-      <w:r>
-        <w:rPr>
-          <w:lang w:val="ru-RU"/>
-        </w:rPr>
-        <w:t xml:space="preserve"> регламентирующих импорт/экспорт и транзит груза (</w:t>
+        <w:t>неправильного оформления Клиентом товаросопроводительных документов, включая, но, не ограничиваясь СМГС накладных, таможенных деклараций, разрешений на ввоз/вывоз и транзит грузов,  т.е. оформленных с нарушением нормативных актов регламентирующих импорт/экспорт и транзит груза (</w:t>
       </w:r>
       <w:proofErr w:type="spellStart"/>
       <w:r>
@@ -2003,21 +1896,7 @@
         <w:rPr>
           <w:lang w:val="ru-RU"/>
         </w:rPr>
-        <w:t xml:space="preserve">простоя вагонов или контейнеров на станциях отправления, пограничных станциях и переходах по вине Клиента, по причине их задержки таможенными или иными органами, уполномоченными осуществлять государственный контроль (санитарный, ветеринарный надзор и т.п.), вследствие нарушения требований нормативных актов, регламентирующих железнодорожные </w:t>
-      </w:r>
-      <w:proofErr w:type="gramStart"/>
-      <w:r>
-        <w:rPr>
-          <w:lang w:val="ru-RU"/>
-        </w:rPr>
-        <w:t>грузовые  перевозки</w:t>
-      </w:r>
-      <w:proofErr w:type="gramEnd"/>
-      <w:r>
-        <w:rPr>
-          <w:lang w:val="ru-RU"/>
-        </w:rPr>
-        <w:t xml:space="preserve">;   </w:t>
+        <w:t xml:space="preserve">простоя вагонов или контейнеров на станциях отправления, пограничных станциях и переходах по вине Клиента, по причине их задержки таможенными или иными органами, уполномоченными осуществлять государственный контроль (санитарный, ветеринарный надзор и т.п.), вследствие нарушения требований нормативных актов, регламентирующих железнодорожные грузовые  перевозки;   </w:t>
       </w:r>
     </w:p>
     <w:p>
@@ -2322,21 +2201,7 @@
         <w:rPr>
           <w:lang w:val="ru-RU"/>
         </w:rPr>
-        <w:t xml:space="preserve">3.3.3. не приступать к исполнению обязанностей по Договору (Заявке), в случае </w:t>
-      </w:r>
-      <w:proofErr w:type="gramStart"/>
-      <w:r>
-        <w:rPr>
-          <w:lang w:val="ru-RU"/>
-        </w:rPr>
-        <w:t>непредставления  Клиентом</w:t>
-      </w:r>
-      <w:proofErr w:type="gramEnd"/>
-      <w:r>
-        <w:rPr>
-          <w:lang w:val="ru-RU"/>
-        </w:rPr>
-        <w:t xml:space="preserve"> необходимых для исполнения документов и информации;   </w:t>
+        <w:t xml:space="preserve">3.3.3. не приступать к исполнению обязанностей по Договору (Заявке), в случае непредставления  Клиентом необходимых для исполнения документов и информации;   </w:t>
       </w:r>
     </w:p>
     <w:p>
@@ -2544,21 +2409,7 @@
         <w:rPr>
           <w:lang w:val="ru-RU"/>
         </w:rPr>
-        <w:t xml:space="preserve">. досрочно прекратить договорные отношения </w:t>
-      </w:r>
-      <w:proofErr w:type="gramStart"/>
-      <w:r>
-        <w:rPr>
-          <w:lang w:val="ru-RU"/>
-        </w:rPr>
-        <w:t>в порядке</w:t>
-      </w:r>
-      <w:proofErr w:type="gramEnd"/>
-      <w:r>
-        <w:rPr>
-          <w:lang w:val="ru-RU"/>
-        </w:rPr>
-        <w:t xml:space="preserve"> установленном Договором;   </w:t>
+        <w:t xml:space="preserve">. досрочно прекратить договорные отношения в порядке установленном Договором;   </w:t>
       </w:r>
     </w:p>
     <w:p>
@@ -2665,49 +2516,21 @@
         <w:rPr>
           <w:lang w:val="ru-RU"/>
         </w:rPr>
-        <w:t xml:space="preserve">3.4.3. осуществлять оплату железнодорожного тарифа и информировать Клиента в течение 12 </w:t>
-      </w:r>
-      <w:proofErr w:type="gramStart"/>
-      <w:r>
-        <w:rPr>
-          <w:lang w:val="ru-RU"/>
-        </w:rPr>
-        <w:t>часов  об</w:t>
-      </w:r>
-      <w:proofErr w:type="gramEnd"/>
-      <w:r>
-        <w:rPr>
-          <w:lang w:val="ru-RU"/>
-        </w:rPr>
-        <w:t xml:space="preserve"> оплате этого тарифа и порядке оформления перевозочных документов в части платежей и расчетов.   </w:t>
-      </w:r>
-    </w:p>
-    <w:p>
-      <w:pPr>
-        <w:ind w:left="-15" w:right="0"/>
-        <w:rPr>
-          <w:lang w:val="ru-RU"/>
-        </w:rPr>
-      </w:pPr>
-      <w:r>
-        <w:rPr>
-          <w:lang w:val="ru-RU"/>
-        </w:rPr>
-        <w:t xml:space="preserve">3.4.4. информировать Клиента о возникающих изменениях в порядке и сроках исполнения </w:t>
-      </w:r>
-      <w:proofErr w:type="gramStart"/>
-      <w:r>
-        <w:rPr>
-          <w:lang w:val="ru-RU"/>
-        </w:rPr>
-        <w:t>своих  обязательств</w:t>
-      </w:r>
-      <w:proofErr w:type="gramEnd"/>
-      <w:r>
-        <w:rPr>
-          <w:lang w:val="ru-RU"/>
-        </w:rPr>
-        <w:t xml:space="preserve">;   </w:t>
+        <w:t xml:space="preserve">3.4.3. осуществлять оплату железнодорожного тарифа и информировать Клиента в течение 12 часов  об оплате этого тарифа и порядке оформления перевозочных документов в части платежей и расчетов.   </w:t>
+      </w:r>
+    </w:p>
+    <w:p>
+      <w:pPr>
+        <w:ind w:left="-15" w:right="0"/>
+        <w:rPr>
+          <w:lang w:val="ru-RU"/>
+        </w:rPr>
+      </w:pPr>
+      <w:r>
+        <w:rPr>
+          <w:lang w:val="ru-RU"/>
+        </w:rPr>
+        <w:t xml:space="preserve">3.4.4. информировать Клиента о возникающих изменениях в порядке и сроках исполнения своих  обязательств;   </w:t>
       </w:r>
     </w:p>
     <w:p>
@@ -2988,21 +2811,7 @@
         <w:rPr>
           <w:lang w:val="ru-RU"/>
         </w:rPr>
-        <w:t xml:space="preserve">) </w:t>
-      </w:r>
-      <w:proofErr w:type="gramStart"/>
-      <w:r>
-        <w:rPr>
-          <w:lang w:val="ru-RU"/>
-        </w:rPr>
-        <w:t>подвижным составом</w:t>
-      </w:r>
-      <w:proofErr w:type="gramEnd"/>
-      <w:r>
-        <w:rPr>
-          <w:lang w:val="ru-RU"/>
-        </w:rPr>
-        <w:t xml:space="preserve"> принадлежащим Экспедитору или находящимся под ответственностью Экспедитора, Клиент обязан следовать инструкции Экспедитора.   </w:t>
+        <w:t xml:space="preserve">) подвижным составом принадлежащим Экспедитору или находящимся под ответственностью Экспедитора, Клиент обязан следовать инструкции Экспедитора.   </w:t>
       </w:r>
     </w:p>
     <w:p>
@@ -3030,21 +2839,7 @@
         <w:rPr>
           <w:lang w:val="ru-RU"/>
         </w:rPr>
-        <w:t xml:space="preserve">4.8. Подача порожних вагонов на станцию погрузки осуществляется Экспедитором. Вагоны считаются поданными Клиенту со дня их прибытия на станцию погрузки, грузополучателя и/или </w:t>
-      </w:r>
-      <w:proofErr w:type="gramStart"/>
-      <w:r>
-        <w:rPr>
-          <w:lang w:val="ru-RU"/>
-        </w:rPr>
-        <w:t>грузоотправителя</w:t>
-      </w:r>
-      <w:proofErr w:type="gramEnd"/>
-      <w:r>
-        <w:rPr>
-          <w:lang w:val="ru-RU"/>
-        </w:rPr>
-        <w:t xml:space="preserve"> ранее указанного в Заявке Клиентом.   </w:t>
+        <w:t xml:space="preserve">4.8. Подача порожних вагонов на станцию погрузки осуществляется Экспедитором. Вагоны считаются поданными Клиенту со дня их прибытия на станцию погрузки, грузополучателя и/или грузоотправителя ранее указанного в Заявке Клиентом.   </w:t>
       </w:r>
     </w:p>
     <w:p>
@@ -3086,21 +2881,7 @@
         <w:rPr>
           <w:lang w:val="ru-RU"/>
         </w:rPr>
-        <w:t xml:space="preserve">4.11. Клиент обязан неукоснительно следовать письменным инструкциям Экспедитора по заполнению железнодорожных накладных на возврат порожних вагонов. В случае невозможности их выполнения Клиент в течение двадцати четырех часов письменно информирует Экспедитора о возникших проблемах. В случае заполнения железнодорожных накладных с нарушением инструкций Экспедитора, Клиент возмещает все </w:t>
-      </w:r>
-      <w:proofErr w:type="gramStart"/>
-      <w:r>
-        <w:rPr>
-          <w:lang w:val="ru-RU"/>
-        </w:rPr>
-        <w:t>возникшие</w:t>
-      </w:r>
-      <w:proofErr w:type="gramEnd"/>
-      <w:r>
-        <w:rPr>
-          <w:lang w:val="ru-RU"/>
-        </w:rPr>
-        <w:t xml:space="preserve"> в связи с этим подтвержденные расходы Экспедитора.   </w:t>
+        <w:t xml:space="preserve">4.11. Клиент обязан неукоснительно следовать письменным инструкциям Экспедитора по заполнению железнодорожных накладных на возврат порожних вагонов. В случае невозможности их выполнения Клиент в течение двадцати четырех часов письменно информирует Экспедитора о возникших проблемах. В случае заполнения железнодорожных накладных с нарушением инструкций Экспедитора, Клиент возмещает все возникшие в связи с этим подтвержденные расходы Экспедитора.   </w:t>
       </w:r>
     </w:p>
     <w:p>
@@ -3251,21 +3032,7 @@
         <w:rPr>
           <w:lang w:val="ru-RU"/>
         </w:rPr>
-        <w:t xml:space="preserve">, а при предоставлении Клиентом копий </w:t>
-      </w:r>
-      <w:proofErr w:type="gramStart"/>
-      <w:r>
-        <w:rPr>
-          <w:lang w:val="ru-RU"/>
-        </w:rPr>
-        <w:t>СМГС  накладных</w:t>
-      </w:r>
-      <w:proofErr w:type="gramEnd"/>
-      <w:r>
-        <w:rPr>
-          <w:lang w:val="ru-RU"/>
-        </w:rPr>
-        <w:t xml:space="preserve"> - по датам календарного штемпеля ж.-д. станции прибытия/убытия подвижного состава.   </w:t>
+        <w:t xml:space="preserve">, а при предоставлении Клиентом копий СМГС  накладных - по датам календарного штемпеля ж.-д. станции прибытия/убытия подвижного состава.   </w:t>
       </w:r>
     </w:p>
     <w:p>
@@ -3667,21 +3434,7 @@
         <w:rPr>
           <w:lang w:val="ru-RU"/>
         </w:rPr>
-        <w:t xml:space="preserve">8.8. В случае повреждения железнодорожных вагонов в период погрузки/разгрузки и эксплуатации, а также при утрате или гибели вагонов, произошедших по вине Клиента, Клиент обязан их отремонтировать или возместить стоимость проведённого ремонта Экспедитором, а также оплатить рыночную их стоимость в </w:t>
-      </w:r>
-      <w:proofErr w:type="gramStart"/>
-      <w:r>
-        <w:rPr>
-          <w:lang w:val="ru-RU"/>
-        </w:rPr>
-        <w:t>случае  утраты</w:t>
-      </w:r>
-      <w:proofErr w:type="gramEnd"/>
-      <w:r>
-        <w:rPr>
-          <w:lang w:val="ru-RU"/>
-        </w:rPr>
-        <w:t xml:space="preserve">.    </w:t>
+        <w:t xml:space="preserve">8.8. В случае повреждения железнодорожных вагонов в период погрузки/разгрузки и эксплуатации, а также при утрате или гибели вагонов, произошедших по вине Клиента, Клиент обязан их отремонтировать или возместить стоимость проведённого ремонта Экспедитором, а также оплатить рыночную их стоимость в случае  утраты.    </w:t>
       </w:r>
     </w:p>
     <w:p>
@@ -3793,35 +3546,7 @@
         <w:rPr>
           <w:lang w:val="ru-RU"/>
         </w:rPr>
-        <w:t xml:space="preserve">8.14. Клиент (грузоотправитель/грузополучатель), несет полную ответственность, при предоставлении данных по оформлению Экспедитором транзитных деклараций на пограничных переходах.  Экспедитор не несет, какой-либо ответственности за достоверность </w:t>
-      </w:r>
-      <w:proofErr w:type="gramStart"/>
-      <w:r>
-        <w:rPr>
-          <w:lang w:val="ru-RU"/>
-        </w:rPr>
-        <w:t>данных</w:t>
-      </w:r>
-      <w:proofErr w:type="gramEnd"/>
-      <w:r>
-        <w:rPr>
-          <w:lang w:val="ru-RU"/>
-        </w:rPr>
-        <w:t xml:space="preserve"> предоставленных Клиентом (грузоотправителем/ </w:t>
-      </w:r>
-      <w:proofErr w:type="gramStart"/>
-      <w:r>
-        <w:rPr>
-          <w:lang w:val="ru-RU"/>
-        </w:rPr>
-        <w:t>грузополучателем)  при</w:t>
-      </w:r>
-      <w:proofErr w:type="gramEnd"/>
-      <w:r>
-        <w:rPr>
-          <w:lang w:val="ru-RU"/>
-        </w:rPr>
-        <w:t xml:space="preserve"> оформлении таможенных транзитных деклараций.   </w:t>
+        <w:t xml:space="preserve">8.14. Клиент (грузоотправитель/грузополучатель), несет полную ответственность, при предоставлении данных по оформлению Экспедитором транзитных деклараций на пограничных переходах.  Экспедитор не несет, какой-либо ответственности за достоверность данных предоставленных Клиентом (грузоотправителем/ грузополучателем)  при оформлении таможенных транзитных деклараций.   </w:t>
       </w:r>
     </w:p>
     <w:p>
@@ -4580,7 +4305,7 @@
                 <w:tab w:val="center" w:pos="7481"/>
               </w:tabs>
               <w:spacing w:after="128" w:line="259" w:lineRule="auto"/>
-              <w:ind w:left="36" w:right="0"/>
+              <w:ind w:left="36" w:right="0" w:firstLine="12"/>
               <w:jc w:val="center"/>
             </w:pPr>
             <w:r>
@@ -4589,56 +4314,37 @@
                 <w:szCs w:val="20"/>
                 <w:lang w:val="ru-RU"/>
               </w:rPr>
-              <w:t>ООО</w:t>
+              <w:t>{</w:t>
             </w:r>
             <w:r>
               <w:rPr>
                 <w:b/>
                 <w:szCs w:val="20"/>
               </w:rPr>
-              <w:t xml:space="preserve"> «</w:t>
+              <w:t>company</w:t>
             </w:r>
             <w:r>
               <w:rPr>
                 <w:b/>
                 <w:szCs w:val="20"/>
-              </w:rPr>
-              <w:t>GOLDEN</w:t>
+                <w:lang w:val="ru-RU"/>
+              </w:rPr>
+              <w:t>_</w:t>
             </w:r>
             <w:r>
               <w:rPr>
                 <w:b/>
                 <w:szCs w:val="20"/>
               </w:rPr>
-              <w:t xml:space="preserve"> </w:t>
+              <w:t>name</w:t>
             </w:r>
             <w:r>
               <w:rPr>
                 <w:b/>
                 <w:szCs w:val="20"/>
-              </w:rPr>
-              <w:t>CROWN</w:t>
-            </w:r>
-            <w:r>
-              <w:rPr>
-                <w:b/>
-                <w:szCs w:val="20"/>
-              </w:rPr>
-              <w:t xml:space="preserve"> </w:t>
-            </w:r>
-            <w:r>
-              <w:rPr>
-                <w:b/>
-                <w:szCs w:val="20"/>
-              </w:rPr>
-              <w:t>TRADING</w:t>
-            </w:r>
-            <w:r>
-              <w:rPr>
-                <w:b/>
-                <w:szCs w:val="20"/>
-              </w:rPr>
-              <w:t>»</w:t>
+                <w:lang w:val="ru-RU"/>
+              </w:rPr>
+              <w:t>}</w:t>
             </w:r>
           </w:p>
         </w:tc>
@@ -5113,7 +4819,6 @@
               <w:t>счет</w:t>
             </w:r>
             <w:proofErr w:type="spellEnd"/>
-            <w:proofErr w:type="gramStart"/>
             <w:r>
               <w:rPr>
                 <w:lang w:val="ru-RU"/>
@@ -5126,7 +4831,6 @@
               </w:rPr>
               <w:t>{</w:t>
             </w:r>
-            <w:proofErr w:type="gramEnd"/>
             <w:r>
               <w:t>bank</w:t>
             </w:r>
@@ -5443,36 +5147,21 @@
                 <w:b/>
                 <w:bCs/>
               </w:rPr>
-              <w:t>company_</w:t>
-            </w:r>
-            <w:proofErr w:type="gramStart"/>
+              <w:t>company_director</w:t>
+            </w:r>
+            <w:proofErr w:type="spellEnd"/>
             <w:r>
               <w:rPr>
                 <w:b/>
                 <w:bCs/>
               </w:rPr>
-              <w:t>director</w:t>
-            </w:r>
-            <w:proofErr w:type="spellEnd"/>
+              <w:t>}</w:t>
+            </w:r>
             <w:r>
               <w:rPr>
                 <w:b/>
-                <w:bCs/>
-              </w:rPr>
-              <w:t>}</w:t>
-            </w:r>
-            <w:r>
-              <w:rPr>
-                <w:b/>
-              </w:rPr>
-              <w:t>_</w:t>
-            </w:r>
-            <w:proofErr w:type="gramEnd"/>
-            <w:r>
-              <w:rPr>
-                <w:b/>
-              </w:rPr>
-              <w:t>__________________</w:t>
+              </w:rPr>
+              <w:t>___________________</w:t>
             </w:r>
             <w:r>
               <w:t xml:space="preserve">  </w:t>
